--- a/기획서_2부_콘텐츠기획서.docx
+++ b/기획서_2부_콘텐츠기획서.docx
@@ -40,7 +40,7 @@
           <w:color w:val="888888"/>
           <w:sz w:val="18"/>
         </w:rPr>
-        <w:t>2026년 3월  |  v0.1 초안  |  내부 출제·기술팀용</w:t>
+        <w:t>2026년 3월  |  v0.2 (게임 확정 반영)  |  내부 출제·기술팀용</w:t>
       </w:r>
     </w:p>
     <w:p/>
@@ -476,7 +476,307 @@
         <w:pStyle w:val="Heading2"/>
       </w:pPr>
       <w:r>
-        <w:t>2.1 게임 유형 후보 (내부 결정 필요)</w:t>
+        <w:t>2.1 확정 게임: 동시가위바위보</w:t>
+      </w:r>
+    </w:p>
+    <w:p>
+      <w:r>
+        <w:rPr>
+          <w:rFonts w:ascii="맑은 고딕" w:hAnsi="맑은 고딕"/>
+        </w:rPr>
+        <w:t>11행 삼각형 격자에서 가위·바위·보 기물로 영토를 확장하며 싸우는 3인 동시 전략 게임.</w:t>
+      </w:r>
+    </w:p>
+    <w:p/>
+    <w:p>
+      <w:pPr>
+        <w:pStyle w:val="Heading2"/>
+      </w:pPr>
+      <w:r>
+        <w:t>2.2 맵 구조</w:t>
+      </w:r>
+    </w:p>
+    <w:tbl>
+      <w:tblPr>
+        <w:tblStyle w:val="TableGrid"/>
+        <w:tblW w:type="auto" w:w="0"/>
+        <w:jc w:val="center"/>
+        <w:tblLook w:firstColumn="1" w:firstRow="1" w:lastColumn="0" w:lastRow="0" w:noHBand="0" w:noVBand="1" w:val="04A0"/>
+      </w:tblPr>
+      <w:tblGrid>
+        <w:gridCol w:w="4536"/>
+        <w:gridCol w:w="4536"/>
+      </w:tblGrid>
+      <w:tr>
+        <w:tc>
+          <w:tcPr>
+            <w:shd w:val="clear" w:color="auto" w:fill="2C5F9E"/>
+            <w:tcMar>
+              <w:top w:w="80" w:type="dxa"/>
+              <w:bottom w:w="80" w:type="dxa"/>
+              <w:left w:w="120" w:type="dxa"/>
+              <w:right w:w="120" w:type="dxa"/>
+            </w:tcMar>
+            <w:tcW w:w="2835" w:type="dxa"/>
+          </w:tcPr>
+          <w:p>
+            <w:pPr>
+              <w:jc w:val="center"/>
+            </w:pPr>
+            <w:r>
+              <w:rPr>
+                <w:rFonts w:ascii="맑은 고딕" w:hAnsi="맑은 고딕"/>
+                <w:b/>
+                <w:color w:val="FFFFFF"/>
+                <w:sz w:val="20"/>
+              </w:rPr>
+              <w:t>항목</w:t>
+            </w:r>
+          </w:p>
+        </w:tc>
+        <w:tc>
+          <w:tcPr>
+            <w:shd w:val="clear" w:color="auto" w:fill="2C5F9E"/>
+            <w:tcMar>
+              <w:top w:w="80" w:type="dxa"/>
+              <w:bottom w:w="80" w:type="dxa"/>
+              <w:left w:w="120" w:type="dxa"/>
+              <w:right w:w="120" w:type="dxa"/>
+            </w:tcMar>
+            <w:tcW w:w="6237" w:type="dxa"/>
+          </w:tcPr>
+          <w:p>
+            <w:pPr>
+              <w:jc w:val="center"/>
+            </w:pPr>
+            <w:r>
+              <w:rPr>
+                <w:rFonts w:ascii="맑은 고딕" w:hAnsi="맑은 고딕"/>
+                <w:b/>
+                <w:color w:val="FFFFFF"/>
+                <w:sz w:val="20"/>
+              </w:rPr>
+              <w:t>내용</w:t>
+            </w:r>
+          </w:p>
+        </w:tc>
+      </w:tr>
+      <w:tr>
+        <w:tc>
+          <w:tcPr>
+            <w:shd w:val="clear" w:color="auto" w:fill="FFFFFF"/>
+            <w:tcMar>
+              <w:top w:w="80" w:type="dxa"/>
+              <w:bottom w:w="80" w:type="dxa"/>
+              <w:left w:w="120" w:type="dxa"/>
+              <w:right w:w="120" w:type="dxa"/>
+            </w:tcMar>
+            <w:tcW w:w="2835" w:type="dxa"/>
+          </w:tcPr>
+          <w:p>
+            <w:pPr>
+              <w:jc w:val="left"/>
+            </w:pPr>
+            <w:r>
+              <w:rPr>
+                <w:rFonts w:ascii="맑은 고딕" w:hAnsi="맑은 고딕"/>
+                <w:b w:val="0"/>
+                <w:sz w:val="20"/>
+              </w:rPr>
+              <w:t>맵 형태</w:t>
+            </w:r>
+          </w:p>
+        </w:tc>
+        <w:tc>
+          <w:tcPr>
+            <w:shd w:val="clear" w:color="auto" w:fill="FFFFFF"/>
+            <w:tcMar>
+              <w:top w:w="80" w:type="dxa"/>
+              <w:bottom w:w="80" w:type="dxa"/>
+              <w:left w:w="120" w:type="dxa"/>
+              <w:right w:w="120" w:type="dxa"/>
+            </w:tcMar>
+            <w:tcW w:w="6237" w:type="dxa"/>
+          </w:tcPr>
+          <w:p>
+            <w:pPr>
+              <w:jc w:val="left"/>
+            </w:pPr>
+            <w:r>
+              <w:rPr>
+                <w:rFonts w:ascii="맑은 고딕" w:hAnsi="맑은 고딕"/>
+                <w:b w:val="0"/>
+                <w:sz w:val="20"/>
+              </w:rPr>
+              <w:t>11행 삼각형 격자 (정삼각형 분할)</w:t>
+            </w:r>
+          </w:p>
+        </w:tc>
+      </w:tr>
+      <w:tr>
+        <w:tc>
+          <w:tcPr>
+            <w:shd w:val="clear" w:color="auto" w:fill="F5F8FF"/>
+            <w:tcMar>
+              <w:top w:w="80" w:type="dxa"/>
+              <w:bottom w:w="80" w:type="dxa"/>
+              <w:left w:w="120" w:type="dxa"/>
+              <w:right w:w="120" w:type="dxa"/>
+            </w:tcMar>
+            <w:tcW w:w="2835" w:type="dxa"/>
+          </w:tcPr>
+          <w:p>
+            <w:pPr>
+              <w:jc w:val="left"/>
+            </w:pPr>
+            <w:r>
+              <w:rPr>
+                <w:rFonts w:ascii="맑은 고딕" w:hAnsi="맑은 고딕"/>
+                <w:b w:val="0"/>
+                <w:sz w:val="20"/>
+              </w:rPr>
+              <w:t>총 셀 수</w:t>
+            </w:r>
+          </w:p>
+        </w:tc>
+        <w:tc>
+          <w:tcPr>
+            <w:shd w:val="clear" w:color="auto" w:fill="F5F8FF"/>
+            <w:tcMar>
+              <w:top w:w="80" w:type="dxa"/>
+              <w:bottom w:w="80" w:type="dxa"/>
+              <w:left w:w="120" w:type="dxa"/>
+              <w:right w:w="120" w:type="dxa"/>
+            </w:tcMar>
+            <w:tcW w:w="6237" w:type="dxa"/>
+          </w:tcPr>
+          <w:p>
+            <w:pPr>
+              <w:jc w:val="left"/>
+            </w:pPr>
+            <w:r>
+              <w:rPr>
+                <w:rFonts w:ascii="맑은 고딕" w:hAnsi="맑은 고딕"/>
+                <w:b w:val="0"/>
+                <w:sz w:val="20"/>
+              </w:rPr>
+              <w:t>121개 (행 i → 2i+1개 셀, i=0..10)</w:t>
+            </w:r>
+          </w:p>
+        </w:tc>
+      </w:tr>
+      <w:tr>
+        <w:tc>
+          <w:tcPr>
+            <w:shd w:val="clear" w:color="auto" w:fill="FFFFFF"/>
+            <w:tcMar>
+              <w:top w:w="80" w:type="dxa"/>
+              <w:bottom w:w="80" w:type="dxa"/>
+              <w:left w:w="120" w:type="dxa"/>
+              <w:right w:w="120" w:type="dxa"/>
+            </w:tcMar>
+            <w:tcW w:w="2835" w:type="dxa"/>
+          </w:tcPr>
+          <w:p>
+            <w:pPr>
+              <w:jc w:val="left"/>
+            </w:pPr>
+            <w:r>
+              <w:rPr>
+                <w:rFonts w:ascii="맑은 고딕" w:hAnsi="맑은 고딕"/>
+                <w:b w:val="0"/>
+                <w:sz w:val="20"/>
+              </w:rPr>
+              <w:t>셀 방향</w:t>
+            </w:r>
+          </w:p>
+        </w:tc>
+        <w:tc>
+          <w:tcPr>
+            <w:shd w:val="clear" w:color="auto" w:fill="FFFFFF"/>
+            <w:tcMar>
+              <w:top w:w="80" w:type="dxa"/>
+              <w:bottom w:w="80" w:type="dxa"/>
+              <w:left w:w="120" w:type="dxa"/>
+              <w:right w:w="120" w:type="dxa"/>
+            </w:tcMar>
+            <w:tcW w:w="6237" w:type="dxa"/>
+          </w:tcPr>
+          <w:p>
+            <w:pPr>
+              <w:jc w:val="left"/>
+            </w:pPr>
+            <w:r>
+              <w:rPr>
+                <w:rFonts w:ascii="맑은 고딕" w:hAnsi="맑은 고딕"/>
+                <w:b w:val="0"/>
+                <w:sz w:val="20"/>
+              </w:rPr>
+              <w:t>홀수 인덱스 = ▽(아래방향), 짝수 인덱스 = △(위방향)</w:t>
+            </w:r>
+          </w:p>
+        </w:tc>
+      </w:tr>
+      <w:tr>
+        <w:tc>
+          <w:tcPr>
+            <w:shd w:val="clear" w:color="auto" w:fill="F5F8FF"/>
+            <w:tcMar>
+              <w:top w:w="80" w:type="dxa"/>
+              <w:bottom w:w="80" w:type="dxa"/>
+              <w:left w:w="120" w:type="dxa"/>
+              <w:right w:w="120" w:type="dxa"/>
+            </w:tcMar>
+            <w:tcW w:w="2835" w:type="dxa"/>
+          </w:tcPr>
+          <w:p>
+            <w:pPr>
+              <w:jc w:val="left"/>
+            </w:pPr>
+            <w:r>
+              <w:rPr>
+                <w:rFonts w:ascii="맑은 고딕" w:hAnsi="맑은 고딕"/>
+                <w:b w:val="0"/>
+                <w:sz w:val="20"/>
+              </w:rPr>
+              <w:t>인접 관계</w:t>
+            </w:r>
+          </w:p>
+        </w:tc>
+        <w:tc>
+          <w:tcPr>
+            <w:shd w:val="clear" w:color="auto" w:fill="F5F8FF"/>
+            <w:tcMar>
+              <w:top w:w="80" w:type="dxa"/>
+              <w:bottom w:w="80" w:type="dxa"/>
+              <w:left w:w="120" w:type="dxa"/>
+              <w:right w:w="120" w:type="dxa"/>
+            </w:tcMar>
+            <w:tcW w:w="6237" w:type="dxa"/>
+          </w:tcPr>
+          <w:p>
+            <w:pPr>
+              <w:jc w:val="left"/>
+            </w:pPr>
+            <w:r>
+              <w:rPr>
+                <w:rFonts w:ascii="맑은 고딕" w:hAnsi="맑은 고딕"/>
+                <w:b w:val="0"/>
+                <w:sz w:val="20"/>
+              </w:rPr>
+              <w:t>변을 공유하는 셀 (최대 3개 인접)</w:t>
+            </w:r>
+          </w:p>
+        </w:tc>
+      </w:tr>
+    </w:tbl>
+    <w:p/>
+    <w:p>
+      <w:pPr>
+        <w:pStyle w:val="Heading2"/>
+      </w:pPr>
+      <w:r>
+        <w:t>2.3 기물 &amp; 시작 위치</w:t>
       </w:r>
     </w:p>
     <w:tbl>
@@ -514,7 +814,7 @@
                 <w:color w:val="FFFFFF"/>
                 <w:sz w:val="20"/>
               </w:rPr>
-              <w:t>유형</w:t>
+              <w:t>진영</w:t>
             </w:r>
           </w:p>
         </w:tc>
@@ -527,7 +827,7 @@
               <w:left w:w="120" w:type="dxa"/>
               <w:right w:w="120" w:type="dxa"/>
             </w:tcMar>
-            <w:tcW w:w="2835" w:type="dxa"/>
+            <w:tcW w:w="1701" w:type="dxa"/>
           </w:tcPr>
           <w:p>
             <w:pPr>
@@ -540,7 +840,7 @@
                 <w:color w:val="FFFFFF"/>
                 <w:sz w:val="20"/>
               </w:rPr>
-              <w:t>예시</w:t>
+              <w:t>기물 수</w:t>
             </w:r>
           </w:p>
         </w:tc>
@@ -553,7 +853,7 @@
               <w:left w:w="120" w:type="dxa"/>
               <w:right w:w="120" w:type="dxa"/>
             </w:tcMar>
-            <w:tcW w:w="3969" w:type="dxa"/>
+            <w:tcW w:w="5103" w:type="dxa"/>
           </w:tcPr>
           <w:p>
             <w:pPr>
@@ -566,7 +866,7 @@
                 <w:color w:val="FFFFFF"/>
                 <w:sz w:val="20"/>
               </w:rPr>
-              <w:t>특징</w:t>
+              <w:t>시작 위치 (row, col)</w:t>
             </w:r>
           </w:p>
         </w:tc>
@@ -593,7 +893,7 @@
                 <w:b w:val="0"/>
                 <w:sz w:val="20"/>
               </w:rPr>
-              <w:t>영토 확장</w:t>
+              <w:t>가위 (SCISSORS)</w:t>
             </w:r>
           </w:p>
         </w:tc>
@@ -606,7 +906,7 @@
               <w:left w:w="120" w:type="dxa"/>
               <w:right w:w="120" w:type="dxa"/>
             </w:tcMar>
-            <w:tcW w:w="2835" w:type="dxa"/>
+            <w:tcW w:w="1701" w:type="dxa"/>
           </w:tcPr>
           <w:p>
             <w:pPr>
@@ -618,7 +918,7 @@
                 <w:b w:val="0"/>
                 <w:sz w:val="20"/>
               </w:rPr>
-              <w:t>스네이크, 페인트볼</w:t>
+              <w:t>4개</w:t>
             </w:r>
           </w:p>
         </w:tc>
@@ -631,7 +931,7 @@
               <w:left w:w="120" w:type="dxa"/>
               <w:right w:w="120" w:type="dxa"/>
             </w:tcMar>
-            <w:tcW w:w="3969" w:type="dxa"/>
+            <w:tcW w:w="5103" w:type="dxa"/>
           </w:tcPr>
           <w:p>
             <w:pPr>
@@ -643,7 +943,7 @@
                 <w:b w:val="0"/>
                 <w:sz w:val="20"/>
               </w:rPr>
-              <w:t>공간 탐욕 전략 중심</w:t>
+              <w:t>(0,0) · (1,0) · (1,1) · (1,2) — 상단 꼭짓점</w:t>
             </w:r>
           </w:p>
         </w:tc>
@@ -670,7 +970,7 @@
                 <w:b w:val="0"/>
                 <w:sz w:val="20"/>
               </w:rPr>
-              <w:t>자원 수집 경쟁</w:t>
+              <w:t>바위 (ROCK)</w:t>
             </w:r>
           </w:p>
         </w:tc>
@@ -683,7 +983,7 @@
               <w:left w:w="120" w:type="dxa"/>
               <w:right w:w="120" w:type="dxa"/>
             </w:tcMar>
-            <w:tcW w:w="2835" w:type="dxa"/>
+            <w:tcW w:w="1701" w:type="dxa"/>
           </w:tcPr>
           <w:p>
             <w:pPr>
@@ -695,7 +995,7 @@
                 <w:b w:val="0"/>
                 <w:sz w:val="20"/>
               </w:rPr>
-              <w:t>마인크래프트식 채굴</w:t>
+              <w:t>4개</w:t>
             </w:r>
           </w:p>
         </w:tc>
@@ -708,7 +1008,7 @@
               <w:left w:w="120" w:type="dxa"/>
               <w:right w:w="120" w:type="dxa"/>
             </w:tcMar>
-            <w:tcW w:w="3969" w:type="dxa"/>
+            <w:tcW w:w="5103" w:type="dxa"/>
           </w:tcPr>
           <w:p>
             <w:pPr>
@@ -720,7 +1020,7 @@
                 <w:b w:val="0"/>
                 <w:sz w:val="20"/>
               </w:rPr>
-              <w:t>최적화 + 상대 견제</w:t>
+              <w:t>(9,0) · (10,0) · (10,1) · (10,2) — 좌하단 꼭짓점</w:t>
             </w:r>
           </w:p>
         </w:tc>
@@ -747,7 +1047,7 @@
                 <w:b w:val="0"/>
                 <w:sz w:val="20"/>
               </w:rPr>
-              <w:t>턴제 전략</w:t>
+              <w:t>보 (PAPER)</w:t>
             </w:r>
           </w:p>
         </w:tc>
@@ -760,7 +1060,7 @@
               <w:left w:w="120" w:type="dxa"/>
               <w:right w:w="120" w:type="dxa"/>
             </w:tcMar>
-            <w:tcW w:w="2835" w:type="dxa"/>
+            <w:tcW w:w="1701" w:type="dxa"/>
           </w:tcPr>
           <w:p>
             <w:pPr>
@@ -772,7 +1072,7 @@
                 <w:b w:val="0"/>
                 <w:sz w:val="20"/>
               </w:rPr>
-              <w:t>체스 변형, 배틀십</w:t>
+              <w:t>4개</w:t>
             </w:r>
           </w:p>
         </w:tc>
@@ -785,7 +1085,7 @@
               <w:left w:w="120" w:type="dxa"/>
               <w:right w:w="120" w:type="dxa"/>
             </w:tcMar>
-            <w:tcW w:w="3969" w:type="dxa"/>
+            <w:tcW w:w="5103" w:type="dxa"/>
           </w:tcPr>
           <w:p>
             <w:pPr>
@@ -797,7 +1097,134 @@
                 <w:b w:val="0"/>
                 <w:sz w:val="20"/>
               </w:rPr>
-              <w:t>트리 탐색 유리</w:t>
+              <w:t>(9,18) · (10,18) · (10,19) · (10,20) — 우하단 꼭짓점</w:t>
+            </w:r>
+          </w:p>
+        </w:tc>
+      </w:tr>
+    </w:tbl>
+    <w:p/>
+    <w:p>
+      <w:pPr>
+        <w:pStyle w:val="Heading2"/>
+      </w:pPr>
+      <w:r>
+        <w:t>2.4 턴 구조 &amp; 행동 규칙</w:t>
+      </w:r>
+    </w:p>
+    <w:tbl>
+      <w:tblPr>
+        <w:tblStyle w:val="TableGrid"/>
+        <w:tblW w:type="auto" w:w="0"/>
+        <w:jc w:val="center"/>
+        <w:tblLook w:firstColumn="1" w:firstRow="1" w:lastColumn="0" w:lastRow="0" w:noHBand="0" w:noVBand="1" w:val="04A0"/>
+      </w:tblPr>
+      <w:tblGrid>
+        <w:gridCol w:w="4536"/>
+        <w:gridCol w:w="4536"/>
+      </w:tblGrid>
+      <w:tr>
+        <w:tc>
+          <w:tcPr>
+            <w:shd w:val="clear" w:color="auto" w:fill="2C5F9E"/>
+            <w:tcMar>
+              <w:top w:w="80" w:type="dxa"/>
+              <w:bottom w:w="80" w:type="dxa"/>
+              <w:left w:w="120" w:type="dxa"/>
+              <w:right w:w="120" w:type="dxa"/>
+            </w:tcMar>
+            <w:tcW w:w="2268" w:type="dxa"/>
+          </w:tcPr>
+          <w:p>
+            <w:pPr>
+              <w:jc w:val="center"/>
+            </w:pPr>
+            <w:r>
+              <w:rPr>
+                <w:rFonts w:ascii="맑은 고딕" w:hAnsi="맑은 고딕"/>
+                <w:b/>
+                <w:color w:val="FFFFFF"/>
+                <w:sz w:val="20"/>
+              </w:rPr>
+              <w:t>항목</w:t>
+            </w:r>
+          </w:p>
+        </w:tc>
+        <w:tc>
+          <w:tcPr>
+            <w:shd w:val="clear" w:color="auto" w:fill="2C5F9E"/>
+            <w:tcMar>
+              <w:top w:w="80" w:type="dxa"/>
+              <w:bottom w:w="80" w:type="dxa"/>
+              <w:left w:w="120" w:type="dxa"/>
+              <w:right w:w="120" w:type="dxa"/>
+            </w:tcMar>
+            <w:tcW w:w="6804" w:type="dxa"/>
+          </w:tcPr>
+          <w:p>
+            <w:pPr>
+              <w:jc w:val="center"/>
+            </w:pPr>
+            <w:r>
+              <w:rPr>
+                <w:rFonts w:ascii="맑은 고딕" w:hAnsi="맑은 고딕"/>
+                <w:b/>
+                <w:color w:val="FFFFFF"/>
+                <w:sz w:val="20"/>
+              </w:rPr>
+              <w:t>규칙</w:t>
+            </w:r>
+          </w:p>
+        </w:tc>
+      </w:tr>
+      <w:tr>
+        <w:tc>
+          <w:tcPr>
+            <w:shd w:val="clear" w:color="auto" w:fill="FFFFFF"/>
+            <w:tcMar>
+              <w:top w:w="80" w:type="dxa"/>
+              <w:bottom w:w="80" w:type="dxa"/>
+              <w:left w:w="120" w:type="dxa"/>
+              <w:right w:w="120" w:type="dxa"/>
+            </w:tcMar>
+            <w:tcW w:w="2268" w:type="dxa"/>
+          </w:tcPr>
+          <w:p>
+            <w:pPr>
+              <w:jc w:val="left"/>
+            </w:pPr>
+            <w:r>
+              <w:rPr>
+                <w:rFonts w:ascii="맑은 고딕" w:hAnsi="맑은 고딕"/>
+                <w:b w:val="0"/>
+                <w:sz w:val="20"/>
+              </w:rPr>
+              <w:t>턴당 행동 수</w:t>
+            </w:r>
+          </w:p>
+        </w:tc>
+        <w:tc>
+          <w:tcPr>
+            <w:shd w:val="clear" w:color="auto" w:fill="FFFFFF"/>
+            <w:tcMar>
+              <w:top w:w="80" w:type="dxa"/>
+              <w:bottom w:w="80" w:type="dxa"/>
+              <w:left w:w="120" w:type="dxa"/>
+              <w:right w:w="120" w:type="dxa"/>
+            </w:tcMar>
+            <w:tcW w:w="6804" w:type="dxa"/>
+          </w:tcPr>
+          <w:p>
+            <w:pPr>
+              <w:jc w:val="left"/>
+            </w:pPr>
+            <w:r>
+              <w:rPr>
+                <w:rFonts w:ascii="맑은 고딕" w:hAnsi="맑은 고딕"/>
+                <w:b w:val="0"/>
+                <w:sz w:val="20"/>
+              </w:rPr>
+              <w:t>플레이어당 기물 1개에 대해 1가지 행동만</w:t>
             </w:r>
           </w:p>
         </w:tc>
@@ -824,7 +1251,7 @@
                 <w:b w:val="0"/>
                 <w:sz w:val="20"/>
               </w:rPr>
-              <w:t>실시간 시뮬레이션</w:t>
+              <w:t>1칸 이동</w:t>
             </w:r>
           </w:p>
         </w:tc>
@@ -837,7 +1264,7 @@
               <w:left w:w="120" w:type="dxa"/>
               <w:right w:w="120" w:type="dxa"/>
             </w:tcMar>
-            <w:tcW w:w="2835" w:type="dxa"/>
+            <w:tcW w:w="6804" w:type="dxa"/>
           </w:tcPr>
           <w:p>
             <w:pPr>
@@ -849,32 +1276,7 @@
                 <w:b w:val="0"/>
                 <w:sz w:val="20"/>
               </w:rPr>
-              <w:t>Tower Defense AI</w:t>
-            </w:r>
-          </w:p>
-        </w:tc>
-        <w:tc>
-          <w:tcPr>
-            <w:shd w:val="clear" w:color="auto" w:fill="F5F8FF"/>
-            <w:tcMar>
-              <w:top w:w="80" w:type="dxa"/>
-              <w:bottom w:w="80" w:type="dxa"/>
-              <w:left w:w="120" w:type="dxa"/>
-              <w:right w:w="120" w:type="dxa"/>
-            </w:tcMar>
-            <w:tcW w:w="3969" w:type="dxa"/>
-          </w:tcPr>
-          <w:p>
-            <w:pPr>
-              <w:jc w:val="left"/>
-            </w:pPr>
-            <w:r>
-              <w:rPr>
-                <w:rFonts w:ascii="맑은 고딕" w:hAnsi="맑은 고딕"/>
-                <w:b w:val="0"/>
-                <w:sz w:val="20"/>
-              </w:rPr>
-              <w:t>반응 속도 + 전략</w:t>
+              <w:t>복제 (CLONE) — 이동 원점에 기물 유지, 인접 빈 셀에 새 기물 생성</w:t>
             </w:r>
           </w:p>
         </w:tc>
@@ -901,7 +1303,7 @@
                 <w:b w:val="0"/>
                 <w:sz w:val="20"/>
               </w:rPr>
-              <w:t>다중 에이전트</w:t>
+              <w:t>2칸 이동</w:t>
             </w:r>
           </w:p>
         </w:tc>
@@ -914,7 +1316,7 @@
               <w:left w:w="120" w:type="dxa"/>
               <w:right w:w="120" w:type="dxa"/>
             </w:tcMar>
-            <w:tcW w:w="2835" w:type="dxa"/>
+            <w:tcW w:w="6804" w:type="dxa"/>
           </w:tcPr>
           <w:p>
             <w:pPr>
@@ -926,7 +1328,86 @@
                 <w:b w:val="0"/>
                 <w:sz w:val="20"/>
               </w:rPr>
-              <w:t>팀전 RTS 축소판</w:t>
+              <w:t>이동 (MOVE) — 기물이 목표 셀로 이동, 원점 비워짐</w:t>
+            </w:r>
+          </w:p>
+        </w:tc>
+      </w:tr>
+      <w:tr>
+        <w:tc>
+          <w:tcPr>
+            <w:shd w:val="clear" w:color="auto" w:fill="F5F8FF"/>
+            <w:tcMar>
+              <w:top w:w="80" w:type="dxa"/>
+              <w:bottom w:w="80" w:type="dxa"/>
+              <w:left w:w="120" w:type="dxa"/>
+              <w:right w:w="120" w:type="dxa"/>
+            </w:tcMar>
+            <w:tcW w:w="2268" w:type="dxa"/>
+          </w:tcPr>
+          <w:p>
+            <w:pPr>
+              <w:jc w:val="left"/>
+            </w:pPr>
+            <w:r>
+              <w:rPr>
+                <w:rFonts w:ascii="맑은 고딕" w:hAnsi="맑은 고딕"/>
+                <w:b w:val="0"/>
+                <w:sz w:val="20"/>
+              </w:rPr>
+              <w:t>셀 점유</w:t>
+            </w:r>
+          </w:p>
+        </w:tc>
+        <w:tc>
+          <w:tcPr>
+            <w:shd w:val="clear" w:color="auto" w:fill="F5F8FF"/>
+            <w:tcMar>
+              <w:top w:w="80" w:type="dxa"/>
+              <w:bottom w:w="80" w:type="dxa"/>
+              <w:left w:w="120" w:type="dxa"/>
+              <w:right w:w="120" w:type="dxa"/>
+            </w:tcMar>
+            <w:tcW w:w="6804" w:type="dxa"/>
+          </w:tcPr>
+          <w:p>
+            <w:pPr>
+              <w:jc w:val="left"/>
+            </w:pPr>
+            <w:r>
+              <w:rPr>
+                <w:rFonts w:ascii="맑은 고딕" w:hAnsi="맑은 고딕"/>
+                <w:b w:val="0"/>
+                <w:sz w:val="20"/>
+              </w:rPr>
+              <w:t>한 셀에 기물 1개만 존재 가능</w:t>
+            </w:r>
+          </w:p>
+        </w:tc>
+      </w:tr>
+      <w:tr>
+        <w:tc>
+          <w:tcPr>
+            <w:shd w:val="clear" w:color="auto" w:fill="FFFFFF"/>
+            <w:tcMar>
+              <w:top w:w="80" w:type="dxa"/>
+              <w:bottom w:w="80" w:type="dxa"/>
+              <w:left w:w="120" w:type="dxa"/>
+              <w:right w:w="120" w:type="dxa"/>
+            </w:tcMar>
+            <w:tcW w:w="2268" w:type="dxa"/>
+          </w:tcPr>
+          <w:p>
+            <w:pPr>
+              <w:jc w:val="left"/>
+            </w:pPr>
+            <w:r>
+              <w:rPr>
+                <w:rFonts w:ascii="맑은 고딕" w:hAnsi="맑은 고딕"/>
+                <w:b w:val="0"/>
+                <w:sz w:val="20"/>
+              </w:rPr>
+              <w:t>행동 선택 UI</w:t>
             </w:r>
           </w:p>
         </w:tc>
@@ -939,7 +1420,7 @@
               <w:left w:w="120" w:type="dxa"/>
               <w:right w:w="120" w:type="dxa"/>
             </w:tcMar>
-            <w:tcW w:w="3969" w:type="dxa"/>
+            <w:tcW w:w="6804" w:type="dxa"/>
           </w:tcPr>
           <w:p>
             <w:pPr>
@@ -951,7 +1432,7 @@
                 <w:b w:val="0"/>
                 <w:sz w:val="20"/>
               </w:rPr>
-              <w:t>팀 내 역할 분담</w:t>
+              <w:t>1칸 거리 셀 클릭 → 자동 복제 / 2칸 거리 셀 클릭 → 자동 이동</w:t>
             </w:r>
           </w:p>
         </w:tc>
@@ -959,13 +1440,379 @@
     </w:tbl>
     <w:p/>
     <w:p>
+      <w:pPr>
+        <w:pStyle w:val="Heading2"/>
+      </w:pPr>
+      <w:r>
+        <w:t>2.5 전투 규칙</w:t>
+      </w:r>
+    </w:p>
+    <w:tbl>
+      <w:tblPr>
+        <w:tblStyle w:val="TableGrid"/>
+        <w:tblW w:type="auto" w:w="0"/>
+        <w:jc w:val="center"/>
+        <w:tblLook w:firstColumn="1" w:firstRow="1" w:lastColumn="0" w:lastRow="0" w:noHBand="0" w:noVBand="1" w:val="04A0"/>
+      </w:tblPr>
+      <w:tblGrid>
+        <w:gridCol w:w="4536"/>
+        <w:gridCol w:w="4536"/>
+      </w:tblGrid>
+      <w:tr>
+        <w:tc>
+          <w:tcPr>
+            <w:shd w:val="clear" w:color="auto" w:fill="2C5F9E"/>
+            <w:tcMar>
+              <w:top w:w="80" w:type="dxa"/>
+              <w:bottom w:w="80" w:type="dxa"/>
+              <w:left w:w="120" w:type="dxa"/>
+              <w:right w:w="120" w:type="dxa"/>
+            </w:tcMar>
+            <w:tcW w:w="2268" w:type="dxa"/>
+          </w:tcPr>
+          <w:p>
+            <w:pPr>
+              <w:jc w:val="center"/>
+            </w:pPr>
+            <w:r>
+              <w:rPr>
+                <w:rFonts w:ascii="맑은 고딕" w:hAnsi="맑은 고딕"/>
+                <w:b/>
+                <w:color w:val="FFFFFF"/>
+                <w:sz w:val="20"/>
+              </w:rPr>
+              <w:t>항목</w:t>
+            </w:r>
+          </w:p>
+        </w:tc>
+        <w:tc>
+          <w:tcPr>
+            <w:shd w:val="clear" w:color="auto" w:fill="2C5F9E"/>
+            <w:tcMar>
+              <w:top w:w="80" w:type="dxa"/>
+              <w:bottom w:w="80" w:type="dxa"/>
+              <w:left w:w="120" w:type="dxa"/>
+              <w:right w:w="120" w:type="dxa"/>
+            </w:tcMar>
+            <w:tcW w:w="6804" w:type="dxa"/>
+          </w:tcPr>
+          <w:p>
+            <w:pPr>
+              <w:jc w:val="center"/>
+            </w:pPr>
+            <w:r>
+              <w:rPr>
+                <w:rFonts w:ascii="맑은 고딕" w:hAnsi="맑은 고딕"/>
+                <w:b/>
+                <w:color w:val="FFFFFF"/>
+                <w:sz w:val="20"/>
+              </w:rPr>
+              <w:t>규칙</w:t>
+            </w:r>
+          </w:p>
+        </w:tc>
+      </w:tr>
+      <w:tr>
+        <w:tc>
+          <w:tcPr>
+            <w:shd w:val="clear" w:color="auto" w:fill="FFFFFF"/>
+            <w:tcMar>
+              <w:top w:w="80" w:type="dxa"/>
+              <w:bottom w:w="80" w:type="dxa"/>
+              <w:left w:w="120" w:type="dxa"/>
+              <w:right w:w="120" w:type="dxa"/>
+            </w:tcMar>
+            <w:tcW w:w="2268" w:type="dxa"/>
+          </w:tcPr>
+          <w:p>
+            <w:pPr>
+              <w:jc w:val="left"/>
+            </w:pPr>
+            <w:r>
+              <w:rPr>
+                <w:rFonts w:ascii="맑은 고딕" w:hAnsi="맑은 고딕"/>
+                <w:b w:val="0"/>
+                <w:sz w:val="20"/>
+              </w:rPr>
+              <w:t>전투 발생</w:t>
+            </w:r>
+          </w:p>
+        </w:tc>
+        <w:tc>
+          <w:tcPr>
+            <w:shd w:val="clear" w:color="auto" w:fill="FFFFFF"/>
+            <w:tcMar>
+              <w:top w:w="80" w:type="dxa"/>
+              <w:bottom w:w="80" w:type="dxa"/>
+              <w:left w:w="120" w:type="dxa"/>
+              <w:right w:w="120" w:type="dxa"/>
+            </w:tcMar>
+            <w:tcW w:w="6804" w:type="dxa"/>
+          </w:tcPr>
+          <w:p>
+            <w:pPr>
+              <w:jc w:val="left"/>
+            </w:pPr>
+            <w:r>
+              <w:rPr>
+                <w:rFonts w:ascii="맑은 고딕" w:hAnsi="맑은 고딕"/>
+                <w:b w:val="0"/>
+                <w:sz w:val="20"/>
+              </w:rPr>
+              <w:t>매 턴 종료 후 인접한 적 기물 쌍 검사</w:t>
+            </w:r>
+          </w:p>
+        </w:tc>
+      </w:tr>
+      <w:tr>
+        <w:tc>
+          <w:tcPr>
+            <w:shd w:val="clear" w:color="auto" w:fill="F5F8FF"/>
+            <w:tcMar>
+              <w:top w:w="80" w:type="dxa"/>
+              <w:bottom w:w="80" w:type="dxa"/>
+              <w:left w:w="120" w:type="dxa"/>
+              <w:right w:w="120" w:type="dxa"/>
+            </w:tcMar>
+            <w:tcW w:w="2268" w:type="dxa"/>
+          </w:tcPr>
+          <w:p>
+            <w:pPr>
+              <w:jc w:val="left"/>
+            </w:pPr>
+            <w:r>
+              <w:rPr>
+                <w:rFonts w:ascii="맑은 고딕" w:hAnsi="맑은 고딕"/>
+                <w:b w:val="0"/>
+                <w:sz w:val="20"/>
+              </w:rPr>
+              <w:t>가위 vs 바위</w:t>
+            </w:r>
+          </w:p>
+        </w:tc>
+        <w:tc>
+          <w:tcPr>
+            <w:shd w:val="clear" w:color="auto" w:fill="F5F8FF"/>
+            <w:tcMar>
+              <w:top w:w="80" w:type="dxa"/>
+              <w:bottom w:w="80" w:type="dxa"/>
+              <w:left w:w="120" w:type="dxa"/>
+              <w:right w:w="120" w:type="dxa"/>
+            </w:tcMar>
+            <w:tcW w:w="6804" w:type="dxa"/>
+          </w:tcPr>
+          <w:p>
+            <w:pPr>
+              <w:jc w:val="left"/>
+            </w:pPr>
+            <w:r>
+              <w:rPr>
+                <w:rFonts w:ascii="맑은 고딕" w:hAnsi="맑은 고딕"/>
+                <w:b w:val="0"/>
+                <w:sz w:val="20"/>
+              </w:rPr>
+              <w:t>가위 사망</w:t>
+            </w:r>
+          </w:p>
+        </w:tc>
+      </w:tr>
+      <w:tr>
+        <w:tc>
+          <w:tcPr>
+            <w:shd w:val="clear" w:color="auto" w:fill="FFFFFF"/>
+            <w:tcMar>
+              <w:top w:w="80" w:type="dxa"/>
+              <w:bottom w:w="80" w:type="dxa"/>
+              <w:left w:w="120" w:type="dxa"/>
+              <w:right w:w="120" w:type="dxa"/>
+            </w:tcMar>
+            <w:tcW w:w="2268" w:type="dxa"/>
+          </w:tcPr>
+          <w:p>
+            <w:pPr>
+              <w:jc w:val="left"/>
+            </w:pPr>
+            <w:r>
+              <w:rPr>
+                <w:rFonts w:ascii="맑은 고딕" w:hAnsi="맑은 고딕"/>
+                <w:b w:val="0"/>
+                <w:sz w:val="20"/>
+              </w:rPr>
+              <w:t>바위 vs 보</w:t>
+            </w:r>
+          </w:p>
+        </w:tc>
+        <w:tc>
+          <w:tcPr>
+            <w:shd w:val="clear" w:color="auto" w:fill="FFFFFF"/>
+            <w:tcMar>
+              <w:top w:w="80" w:type="dxa"/>
+              <w:bottom w:w="80" w:type="dxa"/>
+              <w:left w:w="120" w:type="dxa"/>
+              <w:right w:w="120" w:type="dxa"/>
+            </w:tcMar>
+            <w:tcW w:w="6804" w:type="dxa"/>
+          </w:tcPr>
+          <w:p>
+            <w:pPr>
+              <w:jc w:val="left"/>
+            </w:pPr>
+            <w:r>
+              <w:rPr>
+                <w:rFonts w:ascii="맑은 고딕" w:hAnsi="맑은 고딕"/>
+                <w:b w:val="0"/>
+                <w:sz w:val="20"/>
+              </w:rPr>
+              <w:t>바위 사망</w:t>
+            </w:r>
+          </w:p>
+        </w:tc>
+      </w:tr>
+      <w:tr>
+        <w:tc>
+          <w:tcPr>
+            <w:shd w:val="clear" w:color="auto" w:fill="F5F8FF"/>
+            <w:tcMar>
+              <w:top w:w="80" w:type="dxa"/>
+              <w:bottom w:w="80" w:type="dxa"/>
+              <w:left w:w="120" w:type="dxa"/>
+              <w:right w:w="120" w:type="dxa"/>
+            </w:tcMar>
+            <w:tcW w:w="2268" w:type="dxa"/>
+          </w:tcPr>
+          <w:p>
+            <w:pPr>
+              <w:jc w:val="left"/>
+            </w:pPr>
+            <w:r>
+              <w:rPr>
+                <w:rFonts w:ascii="맑은 고딕" w:hAnsi="맑은 고딕"/>
+                <w:b w:val="0"/>
+                <w:sz w:val="20"/>
+              </w:rPr>
+              <w:t>보 vs 가위</w:t>
+            </w:r>
+          </w:p>
+        </w:tc>
+        <w:tc>
+          <w:tcPr>
+            <w:shd w:val="clear" w:color="auto" w:fill="F5F8FF"/>
+            <w:tcMar>
+              <w:top w:w="80" w:type="dxa"/>
+              <w:bottom w:w="80" w:type="dxa"/>
+              <w:left w:w="120" w:type="dxa"/>
+              <w:right w:w="120" w:type="dxa"/>
+            </w:tcMar>
+            <w:tcW w:w="6804" w:type="dxa"/>
+          </w:tcPr>
+          <w:p>
+            <w:pPr>
+              <w:jc w:val="left"/>
+            </w:pPr>
+            <w:r>
+              <w:rPr>
+                <w:rFonts w:ascii="맑은 고딕" w:hAnsi="맑은 고딕"/>
+                <w:b w:val="0"/>
+                <w:sz w:val="20"/>
+              </w:rPr>
+              <w:t>보 사망</w:t>
+            </w:r>
+          </w:p>
+        </w:tc>
+      </w:tr>
+      <w:tr>
+        <w:tc>
+          <w:tcPr>
+            <w:shd w:val="clear" w:color="auto" w:fill="FFFFFF"/>
+            <w:tcMar>
+              <w:top w:w="80" w:type="dxa"/>
+              <w:bottom w:w="80" w:type="dxa"/>
+              <w:left w:w="120" w:type="dxa"/>
+              <w:right w:w="120" w:type="dxa"/>
+            </w:tcMar>
+            <w:tcW w:w="2268" w:type="dxa"/>
+          </w:tcPr>
+          <w:p>
+            <w:pPr>
+              <w:jc w:val="left"/>
+            </w:pPr>
+            <w:r>
+              <w:rPr>
+                <w:rFonts w:ascii="맑은 고딕" w:hAnsi="맑은 고딕"/>
+                <w:b w:val="0"/>
+                <w:sz w:val="20"/>
+              </w:rPr>
+              <w:t>연쇄 전투</w:t>
+            </w:r>
+          </w:p>
+        </w:tc>
+        <w:tc>
+          <w:tcPr>
+            <w:shd w:val="clear" w:color="auto" w:fill="FFFFFF"/>
+            <w:tcMar>
+              <w:top w:w="80" w:type="dxa"/>
+              <w:bottom w:w="80" w:type="dxa"/>
+              <w:left w:w="120" w:type="dxa"/>
+              <w:right w:w="120" w:type="dxa"/>
+            </w:tcMar>
+            <w:tcW w:w="6804" w:type="dxa"/>
+          </w:tcPr>
+          <w:p>
+            <w:pPr>
+              <w:jc w:val="left"/>
+            </w:pPr>
+            <w:r>
+              <w:rPr>
+                <w:rFonts w:ascii="맑은 고딕" w:hAnsi="맑은 고딕"/>
+                <w:b w:val="0"/>
+                <w:sz w:val="20"/>
+              </w:rPr>
+              <w:t>동시 처리 — 피해 받은 기물도 이미 가한 피해는 유효</w:t>
+            </w:r>
+          </w:p>
+        </w:tc>
+      </w:tr>
+    </w:tbl>
+    <w:p/>
+    <w:p>
+      <w:pPr>
+        <w:pStyle w:val="Heading2"/>
+      </w:pPr>
+      <w:r>
+        <w:t>2.6 승리 조건</w:t>
+      </w:r>
+    </w:p>
+    <w:p>
+      <w:pPr>
+        <w:pStyle w:val="ListBullet"/>
+      </w:pPr>
       <w:r>
         <w:rPr>
           <w:rFonts w:ascii="맑은 고딕" w:hAnsi="맑은 고딕"/>
-          <w:b/>
-          <w:color w:val="2C5F9E"/>
         </w:rPr>
-        <w:t>★ 권장: 영토 확장 또는 자원 수집 유형 — 규칙 직관성 + 전략 깊이 균형이 좋음</w:t>
+        <w:t>상대 진영 기물을 모두 제거 → 즉시 승리</w:t>
+      </w:r>
+    </w:p>
+    <w:p>
+      <w:pPr>
+        <w:pStyle w:val="ListBullet"/>
+      </w:pPr>
+      <w:r>
+        <w:rPr>
+          <w:rFonts w:ascii="맑은 고딕" w:hAnsi="맑은 고딕"/>
+        </w:rPr>
+        <w:t>제한 턴(50턴) 종료 시 → 기물 수 최다 진영 승리</w:t>
+      </w:r>
+    </w:p>
+    <w:p>
+      <w:pPr>
+        <w:pStyle w:val="ListBullet"/>
+      </w:pPr>
+      <w:r>
+        <w:rPr>
+          <w:rFonts w:ascii="맑은 고딕" w:hAnsi="맑은 고딕"/>
+        </w:rPr>
+        <w:t>기물 수 동점 시 → 공동 승리(무승부) 처리</w:t>
       </w:r>
     </w:p>
     <w:p/>
@@ -1212,7 +2059,7 @@
                 <w:b w:val="0"/>
                 <w:sz w:val="20"/>
               </w:rPr>
-              <w:t>필수 지원 (접근성)</w:t>
+              <w:t>✅ 확정 — 접근성 및 AI 라이브러리 활용</w:t>
             </w:r>
           </w:p>
         </w:tc>
@@ -1264,7 +2111,7 @@
                 <w:b w:val="0"/>
                 <w:sz w:val="20"/>
               </w:rPr>
-              <w:t>17</w:t>
+              <w:t>C++17</w:t>
             </w:r>
           </w:p>
         </w:tc>
@@ -1289,161 +2136,7 @@
                 <w:b w:val="0"/>
                 <w:sz w:val="20"/>
               </w:rPr>
-              <w:t>고성능 전략 구현용</w:t>
-            </w:r>
-          </w:p>
-        </w:tc>
-      </w:tr>
-      <w:tr>
-        <w:tc>
-          <w:tcPr>
-            <w:shd w:val="clear" w:color="auto" w:fill="FFFFFF"/>
-            <w:tcMar>
-              <w:top w:w="80" w:type="dxa"/>
-              <w:bottom w:w="80" w:type="dxa"/>
-              <w:left w:w="120" w:type="dxa"/>
-              <w:right w:w="120" w:type="dxa"/>
-            </w:tcMar>
-            <w:tcW w:w="2268" w:type="dxa"/>
-          </w:tcPr>
-          <w:p>
-            <w:pPr>
-              <w:jc w:val="left"/>
-            </w:pPr>
-            <w:r>
-              <w:rPr>
-                <w:rFonts w:ascii="맑은 고딕" w:hAnsi="맑은 고딕"/>
-                <w:b w:val="0"/>
-                <w:sz w:val="20"/>
-              </w:rPr>
-              <w:t>Java</w:t>
-            </w:r>
-          </w:p>
-        </w:tc>
-        <w:tc>
-          <w:tcPr>
-            <w:shd w:val="clear" w:color="auto" w:fill="FFFFFF"/>
-            <w:tcMar>
-              <w:top w:w="80" w:type="dxa"/>
-              <w:bottom w:w="80" w:type="dxa"/>
-              <w:left w:w="120" w:type="dxa"/>
-              <w:right w:w="120" w:type="dxa"/>
-            </w:tcMar>
-            <w:tcW w:w="2268" w:type="dxa"/>
-          </w:tcPr>
-          <w:p>
-            <w:pPr>
-              <w:jc w:val="left"/>
-            </w:pPr>
-            <w:r>
-              <w:rPr>
-                <w:rFonts w:ascii="맑은 고딕" w:hAnsi="맑은 고딕"/>
-                <w:b w:val="0"/>
-                <w:sz w:val="20"/>
-              </w:rPr>
-              <w:t>17</w:t>
-            </w:r>
-          </w:p>
-        </w:tc>
-        <w:tc>
-          <w:tcPr>
-            <w:shd w:val="clear" w:color="auto" w:fill="FFFFFF"/>
-            <w:tcMar>
-              <w:top w:w="80" w:type="dxa"/>
-              <w:bottom w:w="80" w:type="dxa"/>
-              <w:left w:w="120" w:type="dxa"/>
-              <w:right w:w="120" w:type="dxa"/>
-            </w:tcMar>
-            <w:tcW w:w="4536" w:type="dxa"/>
-          </w:tcPr>
-          <w:p>
-            <w:pPr>
-              <w:jc w:val="left"/>
-            </w:pPr>
-            <w:r>
-              <w:rPr>
-                <w:rFonts w:ascii="맑은 고딕" w:hAnsi="맑은 고딕"/>
-                <w:b w:val="0"/>
-                <w:sz w:val="20"/>
-              </w:rPr>
-              <w:t>선택 지원</w:t>
-            </w:r>
-          </w:p>
-        </w:tc>
-      </w:tr>
-      <w:tr>
-        <w:tc>
-          <w:tcPr>
-            <w:shd w:val="clear" w:color="auto" w:fill="F5F8FF"/>
-            <w:tcMar>
-              <w:top w:w="80" w:type="dxa"/>
-              <w:bottom w:w="80" w:type="dxa"/>
-              <w:left w:w="120" w:type="dxa"/>
-              <w:right w:w="120" w:type="dxa"/>
-            </w:tcMar>
-            <w:tcW w:w="2268" w:type="dxa"/>
-          </w:tcPr>
-          <w:p>
-            <w:pPr>
-              <w:jc w:val="left"/>
-            </w:pPr>
-            <w:r>
-              <w:rPr>
-                <w:rFonts w:ascii="맑은 고딕" w:hAnsi="맑은 고딕"/>
-                <w:b w:val="0"/>
-                <w:sz w:val="20"/>
-              </w:rPr>
-              <w:t>(기타)</w:t>
-            </w:r>
-          </w:p>
-        </w:tc>
-        <w:tc>
-          <w:tcPr>
-            <w:shd w:val="clear" w:color="auto" w:fill="F5F8FF"/>
-            <w:tcMar>
-              <w:top w:w="80" w:type="dxa"/>
-              <w:bottom w:w="80" w:type="dxa"/>
-              <w:left w:w="120" w:type="dxa"/>
-              <w:right w:w="120" w:type="dxa"/>
-            </w:tcMar>
-            <w:tcW w:w="2268" w:type="dxa"/>
-          </w:tcPr>
-          <w:p>
-            <w:pPr>
-              <w:jc w:val="left"/>
-            </w:pPr>
-            <w:r>
-              <w:rPr>
-                <w:rFonts w:ascii="맑은 고딕" w:hAnsi="맑은 고딕"/>
-                <w:b w:val="0"/>
-                <w:sz w:val="20"/>
-              </w:rPr>
-              <w:t>-</w:t>
-            </w:r>
-          </w:p>
-        </w:tc>
-        <w:tc>
-          <w:tcPr>
-            <w:shd w:val="clear" w:color="auto" w:fill="F5F8FF"/>
-            <w:tcMar>
-              <w:top w:w="80" w:type="dxa"/>
-              <w:bottom w:w="80" w:type="dxa"/>
-              <w:left w:w="120" w:type="dxa"/>
-              <w:right w:w="120" w:type="dxa"/>
-            </w:tcMar>
-            <w:tcW w:w="4536" w:type="dxa"/>
-          </w:tcPr>
-          <w:p>
-            <w:pPr>
-              <w:jc w:val="left"/>
-            </w:pPr>
-            <w:r>
-              <w:rPr>
-                <w:rFonts w:ascii="맑은 고딕" w:hAnsi="맑은 고딕"/>
-                <w:b w:val="0"/>
-                <w:sz w:val="20"/>
-              </w:rPr>
-              <w:t>추가 여부 확정 필요</w:t>
+              <w:t>✅ 확정 — 고성능 전략 구현용 (g++ -std=c++17 -O2)</w:t>
             </w:r>
           </w:p>
         </w:tc>
@@ -3055,8 +3748,9 @@
         <w:tblLook w:firstColumn="1" w:firstRow="1" w:lastColumn="0" w:lastRow="0" w:noHBand="0" w:noVBand="1" w:val="04A0"/>
       </w:tblPr>
       <w:tblGrid>
-        <w:gridCol w:w="4536"/>
-        <w:gridCol w:w="4536"/>
+        <w:gridCol w:w="3024"/>
+        <w:gridCol w:w="3024"/>
+        <w:gridCol w:w="3024"/>
       </w:tblGrid>
       <w:tr>
         <w:tc>
@@ -3094,7 +3788,7 @@
               <w:left w:w="120" w:type="dxa"/>
               <w:right w:w="120" w:type="dxa"/>
             </w:tcMar>
-            <w:tcW w:w="8505" w:type="dxa"/>
+            <w:tcW w:w="4536" w:type="dxa"/>
           </w:tcPr>
           <w:p>
             <w:pPr>
@@ -3108,6 +3802,32 @@
                 <w:sz w:val="20"/>
               </w:rPr>
               <w:t>항목</w:t>
+            </w:r>
+          </w:p>
+        </w:tc>
+        <w:tc>
+          <w:tcPr>
+            <w:shd w:val="clear" w:color="auto" w:fill="2C5F9E"/>
+            <w:tcMar>
+              <w:top w:w="80" w:type="dxa"/>
+              <w:bottom w:w="80" w:type="dxa"/>
+              <w:left w:w="120" w:type="dxa"/>
+              <w:right w:w="120" w:type="dxa"/>
+            </w:tcMar>
+            <w:tcW w:w="3969" w:type="dxa"/>
+          </w:tcPr>
+          <w:p>
+            <w:pPr>
+              <w:jc w:val="center"/>
+            </w:pPr>
+            <w:r>
+              <w:rPr>
+                <w:rFonts w:ascii="맑은 고딕" w:hAnsi="맑은 고딕"/>
+                <w:b/>
+                <w:color w:val="FFFFFF"/>
+                <w:sz w:val="20"/>
+              </w:rPr>
+              <w:t>상태</w:t>
             </w:r>
           </w:p>
         </w:tc>
@@ -3147,7 +3867,7 @@
               <w:left w:w="120" w:type="dxa"/>
               <w:right w:w="120" w:type="dxa"/>
             </w:tcMar>
-            <w:tcW w:w="8505" w:type="dxa"/>
+            <w:tcW w:w="4536" w:type="dxa"/>
           </w:tcPr>
           <w:p>
             <w:pPr>
@@ -3159,7 +3879,32 @@
                 <w:b w:val="0"/>
                 <w:sz w:val="20"/>
               </w:rPr>
-              <w:t>게임 유형 선택 (영토 확장 / 자원 수집 / 턴제 등)</w:t>
+              <w:t>게임 유형 선택</w:t>
+            </w:r>
+          </w:p>
+        </w:tc>
+        <w:tc>
+          <w:tcPr>
+            <w:shd w:val="clear" w:color="auto" w:fill="FFFFFF"/>
+            <w:tcMar>
+              <w:top w:w="80" w:type="dxa"/>
+              <w:bottom w:w="80" w:type="dxa"/>
+              <w:left w:w="120" w:type="dxa"/>
+              <w:right w:w="120" w:type="dxa"/>
+            </w:tcMar>
+            <w:tcW w:w="3969" w:type="dxa"/>
+          </w:tcPr>
+          <w:p>
+            <w:pPr>
+              <w:jc w:val="left"/>
+            </w:pPr>
+            <w:r>
+              <w:rPr>
+                <w:rFonts w:ascii="맑은 고딕" w:hAnsi="맑은 고딕"/>
+                <w:b w:val="0"/>
+                <w:sz w:val="20"/>
+              </w:rPr>
+              <w:t>✅ 동시가위바위보 확정</w:t>
             </w:r>
           </w:p>
         </w:tc>
@@ -3199,7 +3944,7 @@
               <w:left w:w="120" w:type="dxa"/>
               <w:right w:w="120" w:type="dxa"/>
             </w:tcMar>
-            <w:tcW w:w="8505" w:type="dxa"/>
+            <w:tcW w:w="4536" w:type="dxa"/>
           </w:tcPr>
           <w:p>
             <w:pPr>
@@ -3211,7 +3956,32 @@
                 <w:b w:val="0"/>
                 <w:sz w:val="20"/>
               </w:rPr>
-              <w:t>허용 프로그래밍 언어 목록</w:t>
+              <w:t>허용 프로그래밍 언어</w:t>
+            </w:r>
+          </w:p>
+        </w:tc>
+        <w:tc>
+          <w:tcPr>
+            <w:shd w:val="clear" w:color="auto" w:fill="F5F8FF"/>
+            <w:tcMar>
+              <w:top w:w="80" w:type="dxa"/>
+              <w:bottom w:w="80" w:type="dxa"/>
+              <w:left w:w="120" w:type="dxa"/>
+              <w:right w:w="120" w:type="dxa"/>
+            </w:tcMar>
+            <w:tcW w:w="3969" w:type="dxa"/>
+          </w:tcPr>
+          <w:p>
+            <w:pPr>
+              <w:jc w:val="left"/>
+            </w:pPr>
+            <w:r>
+              <w:rPr>
+                <w:rFonts w:ascii="맑은 고딕" w:hAnsi="맑은 고딕"/>
+                <w:b w:val="0"/>
+                <w:sz w:val="20"/>
+              </w:rPr>
+              <w:t>✅ Python 3.11+ / C++17 확정</w:t>
             </w:r>
           </w:p>
         </w:tc>
@@ -3251,7 +4021,7 @@
               <w:left w:w="120" w:type="dxa"/>
               <w:right w:w="120" w:type="dxa"/>
             </w:tcMar>
-            <w:tcW w:w="8505" w:type="dxa"/>
+            <w:tcW w:w="4536" w:type="dxa"/>
           </w:tcPr>
           <w:p>
             <w:pPr>
@@ -3264,6 +4034,31 @@
                 <w:sz w:val="20"/>
               </w:rPr>
               <w:t>턴당 응답 시간 제한</w:t>
+            </w:r>
+          </w:p>
+        </w:tc>
+        <w:tc>
+          <w:tcPr>
+            <w:shd w:val="clear" w:color="auto" w:fill="FFFFFF"/>
+            <w:tcMar>
+              <w:top w:w="80" w:type="dxa"/>
+              <w:bottom w:w="80" w:type="dxa"/>
+              <w:left w:w="120" w:type="dxa"/>
+              <w:right w:w="120" w:type="dxa"/>
+            </w:tcMar>
+            <w:tcW w:w="3969" w:type="dxa"/>
+          </w:tcPr>
+          <w:p>
+            <w:pPr>
+              <w:jc w:val="left"/>
+            </w:pPr>
+            <w:r>
+              <w:rPr>
+                <w:rFonts w:ascii="맑은 고딕" w:hAnsi="맑은 고딕"/>
+                <w:b w:val="0"/>
+                <w:sz w:val="20"/>
+              </w:rPr>
+              <w:t>미정 (예: 100ms ~ 1000ms)</w:t>
             </w:r>
           </w:p>
         </w:tc>
@@ -3303,7 +4098,7 @@
               <w:left w:w="120" w:type="dxa"/>
               <w:right w:w="120" w:type="dxa"/>
             </w:tcMar>
-            <w:tcW w:w="8505" w:type="dxa"/>
+            <w:tcW w:w="4536" w:type="dxa"/>
           </w:tcPr>
           <w:p>
             <w:pPr>
@@ -3316,6 +4111,31 @@
                 <w:sz w:val="20"/>
               </w:rPr>
               <w:t>사전 학습 모델 허용 여부</w:t>
+            </w:r>
+          </w:p>
+        </w:tc>
+        <w:tc>
+          <w:tcPr>
+            <w:shd w:val="clear" w:color="auto" w:fill="F5F8FF"/>
+            <w:tcMar>
+              <w:top w:w="80" w:type="dxa"/>
+              <w:bottom w:w="80" w:type="dxa"/>
+              <w:left w:w="120" w:type="dxa"/>
+              <w:right w:w="120" w:type="dxa"/>
+            </w:tcMar>
+            <w:tcW w:w="3969" w:type="dxa"/>
+          </w:tcPr>
+          <w:p>
+            <w:pPr>
+              <w:jc w:val="left"/>
+            </w:pPr>
+            <w:r>
+              <w:rPr>
+                <w:rFonts w:ascii="맑은 고딕" w:hAnsi="맑은 고딕"/>
+                <w:b w:val="0"/>
+                <w:sz w:val="20"/>
+              </w:rPr>
+              <w:t>미정</w:t>
             </w:r>
           </w:p>
         </w:tc>
@@ -3355,7 +4175,7 @@
               <w:left w:w="120" w:type="dxa"/>
               <w:right w:w="120" w:type="dxa"/>
             </w:tcMar>
-            <w:tcW w:w="8505" w:type="dxa"/>
+            <w:tcW w:w="4536" w:type="dxa"/>
           </w:tcPr>
           <w:p>
             <w:pPr>
@@ -3368,6 +4188,31 @@
                 <w:sz w:val="20"/>
               </w:rPr>
               <w:t>토너먼트 방식 최종 확정</w:t>
+            </w:r>
+          </w:p>
+        </w:tc>
+        <w:tc>
+          <w:tcPr>
+            <w:shd w:val="clear" w:color="auto" w:fill="FFFFFF"/>
+            <w:tcMar>
+              <w:top w:w="80" w:type="dxa"/>
+              <w:bottom w:w="80" w:type="dxa"/>
+              <w:left w:w="120" w:type="dxa"/>
+              <w:right w:w="120" w:type="dxa"/>
+            </w:tcMar>
+            <w:tcW w:w="3969" w:type="dxa"/>
+          </w:tcPr>
+          <w:p>
+            <w:pPr>
+              <w:jc w:val="left"/>
+            </w:pPr>
+            <w:r>
+              <w:rPr>
+                <w:rFonts w:ascii="맑은 고딕" w:hAnsi="맑은 고딕"/>
+                <w:b w:val="0"/>
+                <w:sz w:val="20"/>
+              </w:rPr>
+              <w:t>미정</w:t>
             </w:r>
           </w:p>
         </w:tc>
@@ -3407,7 +4252,7 @@
               <w:left w:w="120" w:type="dxa"/>
               <w:right w:w="120" w:type="dxa"/>
             </w:tcMar>
-            <w:tcW w:w="8505" w:type="dxa"/>
+            <w:tcW w:w="4536" w:type="dxa"/>
           </w:tcPr>
           <w:p>
             <w:pPr>
@@ -3420,6 +4265,31 @@
                 <w:sz w:val="20"/>
               </w:rPr>
               <w:t>특별상 종류 및 수</w:t>
+            </w:r>
+          </w:p>
+        </w:tc>
+        <w:tc>
+          <w:tcPr>
+            <w:shd w:val="clear" w:color="auto" w:fill="F5F8FF"/>
+            <w:tcMar>
+              <w:top w:w="80" w:type="dxa"/>
+              <w:bottom w:w="80" w:type="dxa"/>
+              <w:left w:w="120" w:type="dxa"/>
+              <w:right w:w="120" w:type="dxa"/>
+            </w:tcMar>
+            <w:tcW w:w="3969" w:type="dxa"/>
+          </w:tcPr>
+          <w:p>
+            <w:pPr>
+              <w:jc w:val="left"/>
+            </w:pPr>
+            <w:r>
+              <w:rPr>
+                <w:rFonts w:ascii="맑은 고딕" w:hAnsi="맑은 고딕"/>
+                <w:b w:val="0"/>
+                <w:sz w:val="20"/>
+              </w:rPr>
+              <w:t>미정</w:t>
             </w:r>
           </w:p>
         </w:tc>
@@ -3459,7 +4329,7 @@
               <w:left w:w="120" w:type="dxa"/>
               <w:right w:w="120" w:type="dxa"/>
             </w:tcMar>
-            <w:tcW w:w="8505" w:type="dxa"/>
+            <w:tcW w:w="4536" w:type="dxa"/>
           </w:tcPr>
           <w:p>
             <w:pPr>
@@ -3471,7 +4341,109 @@
                 <w:b w:val="0"/>
                 <w:sz w:val="20"/>
               </w:rPr>
-              <w:t>시뮬레이터 실행 환경 (도커 / 로컬 실행 등)</w:t>
+              <w:t>시뮬레이터 실행 환경</w:t>
+            </w:r>
+          </w:p>
+        </w:tc>
+        <w:tc>
+          <w:tcPr>
+            <w:shd w:val="clear" w:color="auto" w:fill="FFFFFF"/>
+            <w:tcMar>
+              <w:top w:w="80" w:type="dxa"/>
+              <w:bottom w:w="80" w:type="dxa"/>
+              <w:left w:w="120" w:type="dxa"/>
+              <w:right w:w="120" w:type="dxa"/>
+            </w:tcMar>
+            <w:tcW w:w="3969" w:type="dxa"/>
+          </w:tcPr>
+          <w:p>
+            <w:pPr>
+              <w:jc w:val="left"/>
+            </w:pPr>
+            <w:r>
+              <w:rPr>
+                <w:rFonts w:ascii="맑은 고딕" w:hAnsi="맑은 고딕"/>
+                <w:b w:val="0"/>
+                <w:sz w:val="20"/>
+              </w:rPr>
+              <w:t>웹 기반 Flask 서버 확정</w:t>
+            </w:r>
+          </w:p>
+        </w:tc>
+      </w:tr>
+      <w:tr>
+        <w:tc>
+          <w:tcPr>
+            <w:shd w:val="clear" w:color="auto" w:fill="F5F8FF"/>
+            <w:tcMar>
+              <w:top w:w="80" w:type="dxa"/>
+              <w:bottom w:w="80" w:type="dxa"/>
+              <w:left w:w="120" w:type="dxa"/>
+              <w:right w:w="120" w:type="dxa"/>
+            </w:tcMar>
+            <w:tcW w:w="567" w:type="dxa"/>
+          </w:tcPr>
+          <w:p>
+            <w:pPr>
+              <w:jc w:val="left"/>
+            </w:pPr>
+            <w:r>
+              <w:rPr>
+                <w:rFonts w:ascii="맑은 고딕" w:hAnsi="맑은 고딕"/>
+                <w:b w:val="0"/>
+                <w:sz w:val="20"/>
+              </w:rPr>
+              <w:t>8</w:t>
+            </w:r>
+          </w:p>
+        </w:tc>
+        <w:tc>
+          <w:tcPr>
+            <w:shd w:val="clear" w:color="auto" w:fill="F5F8FF"/>
+            <w:tcMar>
+              <w:top w:w="80" w:type="dxa"/>
+              <w:bottom w:w="80" w:type="dxa"/>
+              <w:left w:w="120" w:type="dxa"/>
+              <w:right w:w="120" w:type="dxa"/>
+            </w:tcMar>
+            <w:tcW w:w="4536" w:type="dxa"/>
+          </w:tcPr>
+          <w:p>
+            <w:pPr>
+              <w:jc w:val="left"/>
+            </w:pPr>
+            <w:r>
+              <w:rPr>
+                <w:rFonts w:ascii="맑은 고딕" w:hAnsi="맑은 고딕"/>
+                <w:b w:val="0"/>
+                <w:sz w:val="20"/>
+              </w:rPr>
+              <w:t>최대 턴 수</w:t>
+            </w:r>
+          </w:p>
+        </w:tc>
+        <w:tc>
+          <w:tcPr>
+            <w:shd w:val="clear" w:color="auto" w:fill="F5F8FF"/>
+            <w:tcMar>
+              <w:top w:w="80" w:type="dxa"/>
+              <w:bottom w:w="80" w:type="dxa"/>
+              <w:left w:w="120" w:type="dxa"/>
+              <w:right w:w="120" w:type="dxa"/>
+            </w:tcMar>
+            <w:tcW w:w="3969" w:type="dxa"/>
+          </w:tcPr>
+          <w:p>
+            <w:pPr>
+              <w:jc w:val="left"/>
+            </w:pPr>
+            <w:r>
+              <w:rPr>
+                <w:rFonts w:ascii="맑은 고딕" w:hAnsi="맑은 고딕"/>
+                <w:b w:val="0"/>
+                <w:sz w:val="20"/>
+              </w:rPr>
+              <w:t>미정 (현재 50턴 예정)</w:t>
             </w:r>
           </w:p>
         </w:tc>
